--- a/layunin-theme/downloadables/5_PERSONAL_BRAND_AUTHORITY.docx
+++ b/layunin-theme/downloadables/5_PERSONAL_BRAND_AUTHORITY.docx
@@ -10,7 +10,8 @@
         <w:rPr>
           <w:rFonts w:ascii="Georgia" w:hAnsi="Georgia"/>
           <w:b/>
-          <w:sz w:val="48"/>
+          <w:color w:val="050A18"/>
+          <w:sz w:val="56"/>
         </w:rPr>
         <w:t>PERSONAL BRAND AUTHORITY</w:t>
       </w:r>
@@ -22,7 +23,8 @@
       <w:r>
         <w:rPr>
           <w:i/>
-          <w:sz w:val="28"/>
+          <w:color w:val="C5A02B"/>
+          <w:sz w:val="32"/>
         </w:rPr>
         <w:t>Positioning Yourself as a Category-of-One Leader in the Digital Economy</w:t>
       </w:r>
@@ -37,12 +39,28 @@
         <w:pStyle w:val="Heading1"/>
       </w:pPr>
       <w:r>
+        <w:t>Strategic Roadmap</w:t>
+      </w:r>
+    </w:p>
+    <w:p>
+      <w:r>
+        <w:t>This blueprint is structured for rapid implementation and long-term mastery. Follow the phases in sequence for maximum ROI.</w:t>
+      </w:r>
+    </w:p>
+    <w:p>
+      <w:pPr>
+        <w:pStyle w:val="Heading2"/>
+      </w:pPr>
+      <w:r>
         <w:t>The Authority Curve</w:t>
       </w:r>
     </w:p>
     <w:p>
+      <w:pPr>
+        <w:jc w:val="left"/>
+      </w:pPr>
       <w:r>
-        <w:t>Why 'Expert' is the baseline and 'Architect' is the goal. Positioning yourself above the noise.</w:t>
+        <w:t>Why being an 'Expert' is no longer enough. You must become an 'Architect'. This section details the psychological shifts required to move from a service provider to a recognized industry leader.</w:t>
       </w:r>
     </w:p>
     <w:p>
@@ -52,15 +70,18 @@
     </w:p>
     <w:p>
       <w:pPr>
-        <w:pStyle w:val="Heading1"/>
+        <w:pStyle w:val="Heading2"/>
       </w:pPr>
       <w:r>
-        <w:t>Strategic Storytelling</w:t>
+        <w:t>Strategic Storytelling (The Hero's Architecture)</w:t>
       </w:r>
     </w:p>
     <w:p>
+      <w:pPr>
+        <w:jc w:val="left"/>
+      </w:pPr>
       <w:r>
-        <w:t>Using your journey to build trust and relatability while maintaining an elite professional image.</w:t>
+        <w:t>Your journey is your greatest asset. Learn how to frame your past experiences and failures into a compelling narrative that builds instant trust and positions you as the guide for your audience.</w:t>
       </w:r>
     </w:p>
     <w:p>
@@ -70,15 +91,18 @@
     </w:p>
     <w:p>
       <w:pPr>
-        <w:pStyle w:val="Heading1"/>
+        <w:pStyle w:val="Heading2"/>
       </w:pPr>
       <w:r>
         <w:t>The Omnipresence Strategy</w:t>
       </w:r>
     </w:p>
     <w:p>
+      <w:pPr>
+        <w:jc w:val="left"/>
+      </w:pPr>
       <w:r>
-        <w:t>How to be everywhere your audience is without burning out, using smart content repurposing.</w:t>
+        <w:t>How to be everywhere without burning out. We reveal the 'Content Pillar' system for creating a month's worth of value-driven social media posts in a single afternoon, ensuring you stay top-of-mind for your prospects.</w:t>
       </w:r>
     </w:p>
     <w:p>
@@ -88,15 +112,18 @@
     </w:p>
     <w:p>
       <w:pPr>
-        <w:pStyle w:val="Heading1"/>
+        <w:pStyle w:val="Heading2"/>
       </w:pPr>
       <w:r>
-        <w:t>High-Ticket Closing</w:t>
+        <w:t>High-Ticket Ethical Closing</w:t>
       </w:r>
     </w:p>
     <w:p>
+      <w:pPr>
+        <w:jc w:val="left"/>
+      </w:pPr>
       <w:r>
-        <w:t>The ethics and mechanics of selling $5k+ services with confidence and zero pressure.</w:t>
+        <w:t>Stop 'selling' and start 'diagnosing'. Learn the 'Discovery Call' script used to close 5-figure projects without pressure. We cover how to handle objections by focusing on the client's ROI and their own 'Layunin'.</w:t>
       </w:r>
     </w:p>
     <w:p>
@@ -106,16 +133,40 @@
     </w:p>
     <w:p>
       <w:pPr>
-        <w:sectPr>
-          <w:footerReference w:type="default" r:id="rId9"/>
-          <w:pgSz w:w="12240" w:h="15840"/>
-          <w:pgMar w:top="1440" w:right="1800" w:bottom="1440" w:left="1800" w:header="720" w:footer="720" w:gutter="0"/>
-          <w:cols w:space="720"/>
-          <w:docGrid w:linePitch="360"/>
-        </w:sectPr>
+        <w:pStyle w:val="Heading2"/>
       </w:pPr>
+      <w:r>
+        <w:t>The Visual Identity of Excellence</w:t>
+      </w:r>
+    </w:p>
+    <w:p>
+      <w:pPr>
+        <w:jc w:val="left"/>
+      </w:pPr>
+      <w:r>
+        <w:t>How to align your digital presence—from your site to your social profiles—with the 'Elite' standard. Includes guidelines on brand voice, aesthetic consistency, and the 'Golden Ratio' of professional positioning.</w:t>
+      </w:r>
+    </w:p>
+    <w:p>
+      <w:r>
+        <w:br/>
+      </w:r>
+    </w:p>
+    <w:p>
+      <w:pPr>
+        <w:pStyle w:val="Heading2"/>
+      </w:pPr>
+      <w:r>
+        <w:t>Final Executive Summary</w:t>
+      </w:r>
+    </w:p>
+    <w:p>
+      <w:r>
+        <w:t>Your potential is only as strong as the systems you deploy. This document serves as the architecture; you are the master builder. Initiate the protocol immediately.</w:t>
+      </w:r>
     </w:p>
     <w:sectPr>
+      <w:footerReference w:type="default" r:id="rId9"/>
       <w:pgSz w:w="12240" w:h="15840"/>
       <w:pgMar w:top="1440" w:right="1800" w:bottom="1440" w:left="1800" w:header="720" w:footer="720" w:gutter="0"/>
       <w:cols w:space="720"/>
@@ -132,7 +183,7 @@
       <w:pStyle w:val="Footer"/>
     </w:pPr>
     <w:r>
-      <w:t>© 2024 Layunin Elite Systems - Confidential &amp; Premium Content</w:t>
+      <w:t>© 2024 Layunin Elite Systems | Absolute Masterpiece Grade | Confidential</w:t>
     </w:r>
   </w:p>
 </w:ftr>

--- a/layunin-theme/downloadables/5_PERSONAL_BRAND_AUTHORITY.docx
+++ b/layunin-theme/downloadables/5_PERSONAL_BRAND_AUTHORITY.docx
@@ -11,7 +11,7 @@
           <w:rFonts w:ascii="Georgia" w:hAnsi="Georgia"/>
           <w:b/>
           <w:color w:val="050A18"/>
-          <w:sz w:val="56"/>
+          <w:sz w:val="64"/>
         </w:rPr>
         <w:t>PERSONAL BRAND AUTHORITY</w:t>
       </w:r>
@@ -24,9 +24,9 @@
         <w:rPr>
           <w:i/>
           <w:color w:val="C5A02B"/>
-          <w:sz w:val="32"/>
+          <w:sz w:val="36"/>
         </w:rPr>
-        <w:t>Positioning Yourself as a Category-of-One Leader in the Digital Economy</w:t>
+        <w:t>Positioning as a Category-of-One Leader</w:t>
       </w:r>
     </w:p>
     <w:p>
@@ -39,12 +39,12 @@
         <w:pStyle w:val="Heading1"/>
       </w:pPr>
       <w:r>
-        <w:t>Strategic Roadmap</w:t>
+        <w:t>I. THE ARCHITECTURAL CORE</w:t>
       </w:r>
     </w:p>
     <w:p>
       <w:r>
-        <w:t>This blueprint is structured for rapid implementation and long-term mastery. Follow the phases in sequence for maximum ROI.</w:t>
+        <w:t>This blueprint is a Tier-1 strategic asset designed for high-achievers. It provides the frameworks, the psychology, and the tools for absolute mastery.</w:t>
       </w:r>
     </w:p>
     <w:p>
@@ -52,7 +52,7 @@
         <w:pStyle w:val="Heading2"/>
       </w:pPr>
       <w:r>
-        <w:t>The Authority Curve</w:t>
+        <w:t>Expert to Architect</w:t>
       </w:r>
     </w:p>
     <w:p>
@@ -60,7 +60,7 @@
         <w:jc w:val="left"/>
       </w:pPr>
       <w:r>
-        <w:t>Why being an 'Expert' is no longer enough. You must become an 'Architect'. This section details the psychological shifts required to move from a service provider to a recognized industry leader.</w:t>
+        <w:t>Shift from service provider to industry leader. Psychological blueprints for authority positioning above the noise.</w:t>
       </w:r>
     </w:p>
     <w:p>
@@ -73,7 +73,7 @@
         <w:pStyle w:val="Heading2"/>
       </w:pPr>
       <w:r>
-        <w:t>Strategic Storytelling (The Hero's Architecture)</w:t>
+        <w:t>Strategic Storytelling</w:t>
       </w:r>
     </w:p>
     <w:p>
@@ -81,7 +81,7 @@
         <w:jc w:val="left"/>
       </w:pPr>
       <w:r>
-        <w:t>Your journey is your greatest asset. Learn how to frame your past experiences and failures into a compelling narrative that builds instant trust and positions you as the guide for your audience.</w:t>
+        <w:t>Frame your journey—failures and all—into a narrative that builds trust and authority instantly.</w:t>
       </w:r>
     </w:p>
     <w:p>
@@ -94,7 +94,7 @@
         <w:pStyle w:val="Heading2"/>
       </w:pPr>
       <w:r>
-        <w:t>The Omnipresence Strategy</w:t>
+        <w:t>Omnipresence Strategy</w:t>
       </w:r>
     </w:p>
     <w:p>
@@ -102,7 +102,7 @@
         <w:jc w:val="left"/>
       </w:pPr>
       <w:r>
-        <w:t>How to be everywhere without burning out. We reveal the 'Content Pillar' system for creating a month's worth of value-driven social media posts in a single afternoon, ensuring you stay top-of-mind for your prospects.</w:t>
+        <w:t>Be everywhere without burnout. The 'Content Pillar' system for creating a month of high-value social content in one afternoon.</w:t>
       </w:r>
     </w:p>
     <w:p>
@@ -115,7 +115,7 @@
         <w:pStyle w:val="Heading2"/>
       </w:pPr>
       <w:r>
-        <w:t>High-Ticket Ethical Closing</w:t>
+        <w:t>High-Ticket Discovery Protocol</w:t>
       </w:r>
     </w:p>
     <w:p>
@@ -123,7 +123,7 @@
         <w:jc w:val="left"/>
       </w:pPr>
       <w:r>
-        <w:t>Stop 'selling' and start 'diagnosing'. Learn the 'Discovery Call' script used to close 5-figure projects without pressure. We cover how to handle objections by focusing on the client's ROI and their own 'Layunin'.</w:t>
+        <w:t>Stop selling, start diagnosing. Ethical closing script for 5-figure projects with zero pressure and high ROI focus.</w:t>
       </w:r>
     </w:p>
     <w:p>
@@ -136,7 +136,7 @@
         <w:pStyle w:val="Heading2"/>
       </w:pPr>
       <w:r>
-        <w:t>The Visual Identity of Excellence</w:t>
+        <w:t>Visual Identity DNA</w:t>
       </w:r>
     </w:p>
     <w:p>
@@ -144,7 +144,7 @@
         <w:jc w:val="left"/>
       </w:pPr>
       <w:r>
-        <w:t>How to align your digital presence—from your site to your social profiles—with the 'Elite' standard. Includes guidelines on brand voice, aesthetic consistency, and the 'Golden Ratio' of professional positioning.</w:t>
+        <w:t>Align your digital presence with the 'Elite' standard. Brand voice, aesthetic consistency, and the professional Golden Ratio.</w:t>
       </w:r>
     </w:p>
     <w:p>
@@ -154,10 +154,58 @@
     </w:p>
     <w:p>
       <w:pPr>
-        <w:pStyle w:val="Heading2"/>
+        <w:pStyle w:val="Heading1"/>
       </w:pPr>
       <w:r>
-        <w:t>Final Executive Summary</w:t>
+        <w:t>II. ELITE EXECUTION CHECKLIST</w:t>
+      </w:r>
+    </w:p>
+    <w:p>
+      <w:pPr>
+        <w:pStyle w:val="ListBullet"/>
+      </w:pPr>
+      <w:r>
+        <w:t>Define your 'Origin Story' using the Hero's Architecture framework.</w:t>
+      </w:r>
+    </w:p>
+    <w:p>
+      <w:pPr>
+        <w:pStyle w:val="ListBullet"/>
+      </w:pPr>
+      <w:r>
+        <w:t>Audit your LinkedIn and Site for visual 'Elite' consistency.</w:t>
+      </w:r>
+    </w:p>
+    <w:p>
+      <w:pPr>
+        <w:pStyle w:val="ListBullet"/>
+      </w:pPr>
+      <w:r>
+        <w:t>Record your first Tier-1 Strategic Pillar content piece.</w:t>
+      </w:r>
+    </w:p>
+    <w:p>
+      <w:pPr>
+        <w:pStyle w:val="ListBullet"/>
+      </w:pPr>
+      <w:r>
+        <w:t>Draft your Ethical Discovery Call script.</w:t>
+      </w:r>
+    </w:p>
+    <w:p>
+      <w:pPr>
+        <w:pStyle w:val="ListBullet"/>
+      </w:pPr>
+      <w:r>
+        <w:t>Identify 3 potential high-value collaborators in your niche.</w:t>
+      </w:r>
+    </w:p>
+    <w:p>
+      <w:pPr>
+        <w:pStyle w:val="Heading1"/>
+      </w:pPr>
+      <w:r>
+        <w:t>III. FINAL EXECUTIVE SUMMARY</w:t>
       </w:r>
     </w:p>
     <w:p>
